--- a/オフィス移転_EARTH昭和町ビル/output/07_事務所共同利用同意書_2階_Golder_壮大_セリーヌライフ.docx
+++ b/オフィス移転_EARTH昭和町ビル/output/07_事務所共同利用同意書_2階_Golder_壮大_セリーヌライフ.docx
@@ -1073,7 +1073,7 @@
           <w:sz w:val="21"/>
           <w:szCs w:val="21"/>
         </w:rPr>
-        <w:t xml:space="preserve">３　甲は、本物件を複数法人の共同利用に供すること及び複数法人が本物件に本店登記を行うことについて、原契約第8条第1項及び第5項並びに頭書(2)（事業内容）との関係で貸主の書面による承諾を要することを確認し、使用開始日までに当該承諾を取得してその写しを乙丙に交付する。甲は、利用法人の構成に変更が生じた場合は速やかに貸主へ報告する。</w:t>
+        <w:t xml:space="preserve">３　甲乙丙は、本物件を甲乙丙の共同利用に供すること及び乙丙が本物件に本店登記を行うことについて、貸主の書面による承諾を得ていることを確認する（別紙4「貸主承諾書」。貸主及び甲乙丙が署名済み）。当該承諾は、原契約第8条第1項及び第5項並びに頭書(2)（事業内容）との関係で必要なものであり、甲はその原本を保管し、写しを乙丙に交付する。甲は、利用法人の構成に変更が生じた場合は速やかに貸主へ報告し、必要に応じて承諾を取り直す。</w:t>
       </w:r>
     </w:p>
     <w:p>
@@ -1088,7 +1088,7 @@
           <w:sz w:val="21"/>
           <w:szCs w:val="21"/>
         </w:rPr>
-        <w:t xml:space="preserve">４　前項の承諾が得られず、撤回され、又は効力を失った場合、本同意書は当然に効力を失い、乙丙は甲の指定する期日までに本物件を退去し、本店登記を移転する。この場合、甲は、乙丙が既に支払った分担額及び運営デポジットのうち未経過分を返還するほかは、乙丙に対して損害賠償その他の責任を負わない。</w:t>
+        <w:t xml:space="preserve">４　前項の承諾が撤回され、又は効力を失った場合、本同意書は当然に効力を失い、乙丙は甲の指定する期日までに本物件を退去し、本店登記を移転する。この場合、甲は、乙丙が既に支払った分担額及び運営デポジットのうち未経過分を返還するほかは、乙丙に対して損害賠償その他の責任を負わない。</w:t>
       </w:r>
     </w:p>
     <w:p>
@@ -3378,7 +3378,7 @@
           <w:sz w:val="21"/>
           <w:szCs w:val="21"/>
         </w:rPr>
-        <w:t xml:space="preserve">代表者　代表取締役 山根 【　　　】　　　　　　　　　印</w:t>
+        <w:t xml:space="preserve">代表者　代表取締役 山根 壮大　　　　　　　　　印</w:t>
       </w:r>
     </w:p>
     <w:p>
@@ -8922,6 +8922,65 @@
           <w:szCs w:val="18"/>
         </w:rPr>
         <w:t xml:space="preserve">※ 上記の金額は本同意書の締結時点における原契約（ドラフト）の条件に基づく参考値であり、実際の負担額は実費精算による。</w:t>
+      </w:r>
+    </w:p>
+    <w:p>
+      <w:pPr>
+        <w:spacing w:after="0" w:before="0" w:line="320"/>
+        <w:jc w:val="left"/>
+      </w:pPr>
+      <w:r>
+        <w:rPr>
+          <w:rFonts w:ascii="ＭＳ 明朝" w:cs="ＭＳ 明朝" w:eastAsia="ＭＳ 明朝" w:hAnsi="ＭＳ 明朝"/>
+          <w:sz w:val="21"/>
+          <w:szCs w:val="21"/>
+        </w:rPr>
+        <w:t xml:space="preserve"/>
+      </w:r>
+    </w:p>
+    <w:p>
+      <w:pPr>
+        <w:spacing w:after="400" w:before="200" w:line="320"/>
+        <w:jc w:val="center"/>
+      </w:pPr>
+      <w:r>
+        <w:rPr>
+          <w:rFonts w:ascii="ＭＳ ゴシック" w:cs="ＭＳ ゴシック" w:eastAsia="ＭＳ ゴシック" w:hAnsi="ＭＳ ゴシック"/>
+          <w:b/>
+          <w:bCs/>
+          <w:sz w:val="28"/>
+          <w:szCs w:val="28"/>
+        </w:rPr>
+        <w:t xml:space="preserve">別紙4　貸主承諾書</w:t>
+      </w:r>
+    </w:p>
+    <w:p>
+      <w:pPr>
+        <w:spacing w:after="100" w:before="0" w:line="320"/>
+        <w:ind w:firstLine="210"/>
+        <w:jc w:val="left"/>
+      </w:pPr>
+      <w:r>
+        <w:rPr>
+          <w:rFonts w:ascii="ＭＳ 明朝" w:cs="ＭＳ 明朝" w:eastAsia="ＭＳ 明朝" w:hAnsi="ＭＳ 明朝"/>
+          <w:sz w:val="21"/>
+          <w:szCs w:val="21"/>
+        </w:rPr>
+        <w:t xml:space="preserve">本物件を甲乙丙が共同で利用すること及び乙丙が本物件に本店登記を行うことについての、貸主（株式会社EARTH）の書面による承諾書（貸主及び甲乙丙が署名済み）を本同意書に添付する。</w:t>
+      </w:r>
+    </w:p>
+    <w:p>
+      <w:pPr>
+        <w:spacing w:after="100" w:before="0" w:line="320"/>
+        <w:jc w:val="left"/>
+      </w:pPr>
+      <w:r>
+        <w:rPr>
+          <w:rFonts w:ascii="ＭＳ 明朝" w:cs="ＭＳ 明朝" w:eastAsia="ＭＳ 明朝" w:hAnsi="ＭＳ 明朝"/>
+          <w:sz w:val="18"/>
+          <w:szCs w:val="18"/>
+        </w:rPr>
+        <w:t xml:space="preserve">※署名済みの承諾書を貼付してください。</w:t>
       </w:r>
     </w:p>
     <w:sectPr>

--- a/オフィス移転_EARTH昭和町ビル/output/07_事務所共同利用同意書_2階_Golder_壮大_セリーヌライフ.docx
+++ b/オフィス移転_EARTH昭和町ビル/output/07_事務所共同利用同意書_2階_Golder_壮大_セリーヌライフ.docx
@@ -952,7 +952,7 @@
           <w:sz w:val="21"/>
           <w:szCs w:val="21"/>
         </w:rPr>
-        <w:t xml:space="preserve">(4)　「枠」とは、本物件を利用する法人1社分の利用権をいい、総枠数は3枠とする。</w:t>
+        <w:t xml:space="preserve">(4)　「枠」とは、本物件の利用権の単位をいい、総枠数は4枠とする。甲は2枠、乙及び丙は各1枠を保有する。</w:t>
       </w:r>
     </w:p>
     <w:p>
@@ -1377,7 +1377,7 @@
                 <w:sz w:val="20"/>
                 <w:szCs w:val="20"/>
               </w:rPr>
-              <w:t xml:space="preserve">1枠</w:t>
+              <w:t xml:space="preserve">2枠</w:t>
             </w:r>
           </w:p>
         </w:tc>
@@ -1410,7 +1410,7 @@
                 <w:sz w:val="20"/>
                 <w:szCs w:val="20"/>
               </w:rPr>
-              <w:t xml:space="preserve">53,068円</w:t>
+              <w:t xml:space="preserve">79,600円</w:t>
             </w:r>
           </w:p>
         </w:tc>
@@ -1544,7 +1544,7 @@
                 <w:sz w:val="20"/>
                 <w:szCs w:val="20"/>
               </w:rPr>
-              <w:t xml:space="preserve">53,066円</w:t>
+              <w:t xml:space="preserve">39,800円</w:t>
             </w:r>
           </w:p>
         </w:tc>
@@ -1678,7 +1678,7 @@
                 <w:sz w:val="20"/>
                 <w:szCs w:val="20"/>
               </w:rPr>
-              <w:t xml:space="preserve">53,066円</w:t>
+              <w:t xml:space="preserve">39,800円</w:t>
             </w:r>
           </w:p>
         </w:tc>
@@ -1779,7 +1779,7 @@
                 <w:sz w:val="20"/>
                 <w:szCs w:val="20"/>
               </w:rPr>
-              <w:t xml:space="preserve">3枠</w:t>
+              <w:t xml:space="preserve">4枠</w:t>
             </w:r>
           </w:p>
         </w:tc>
@@ -1876,7 +1876,7 @@
           <w:sz w:val="21"/>
           <w:szCs w:val="21"/>
         </w:rPr>
-        <w:t xml:space="preserve">原契約に基づく月額賃料等159,200円（税込）は枠数に応じて按分し、乙及び丙の1枠あたりの分担額を月額53,066円（税込）とする。按分により生じる端数は甲が負担する。</w:t>
+        <w:t xml:space="preserve">原契約に基づく月額賃料等159,200円（税込）は枠数（4枠）に応じて按分し、1枠あたりの分担額を月額39,800円（税込）とする。甲は2枠分（月額79,600円）を負担し、乙及び丙はそれぞれ1枠分を負担する。</w:t>
       </w:r>
     </w:p>
     <w:p>
@@ -2013,7 +2013,7 @@
           <w:sz w:val="21"/>
           <w:szCs w:val="21"/>
         </w:rPr>
-        <w:t xml:space="preserve">乙丙は、使用開始日までに、1枠あたり106,132円（第5条第1項の分担額2か月分）を運営デポジットとして甲に預託する。1階の共同利用に係る運営デポジット（1枠あたり90,600円）の返還額をこれに充当することができる。</w:t>
+        <w:t xml:space="preserve">乙丙は、使用開始日までに、1枠あたり79,600円（第5条第1項の1枠分担額の2か月分）を運営デポジットとして甲に預託する。1階の共同利用に係る運営デポジット（1枠あたり90,600円）の返還額をこれに充当することができる。</w:t>
       </w:r>
     </w:p>
     <w:p>
@@ -2316,7 +2316,7 @@
           <w:sz w:val="21"/>
           <w:szCs w:val="21"/>
         </w:rPr>
-        <w:t xml:space="preserve">４　意向表明の時期が離脱希望日の6か月前に満たない場合、当該参加者は、不足する月数に第5条第1項の分担額（月額53,066円）を乗じた額を一括して甲に支払う。</w:t>
+        <w:t xml:space="preserve">４　意向表明の時期が離脱希望日の6か月前に満たない場合、当該参加者は、不足する月数に第5条第1項の分担額（月額39,800円）を乗じた額を一括して甲に支払う。</w:t>
       </w:r>
     </w:p>
     <w:p>
@@ -2453,7 +2453,7 @@
           <w:sz w:val="21"/>
           <w:szCs w:val="21"/>
         </w:rPr>
-        <w:t xml:space="preserve">２　退去の決議は1社1票とし、参加者の過半数の賛成を要する。ただし、名義人である甲の同意がない限り、決議は成立しない。</w:t>
+        <w:t xml:space="preserve">２　退去の決議は1社1票（枠数にかかわらず）とし、参加者の過半数の賛成を要する。ただし、名義人である甲の同意がない限り、決議は成立しない。</w:t>
       </w:r>
     </w:p>
     <w:p>
@@ -6220,7 +6220,7 @@
                 <w:sz w:val="20"/>
                 <w:szCs w:val="20"/>
               </w:rPr>
-              <w:t xml:space="preserve">乙・丙 1枠あたり</w:t>
+              <w:t xml:space="preserve">1枠あたり（乙・丙）</w:t>
             </w:r>
           </w:p>
         </w:tc>
@@ -6254,7 +6254,7 @@
                 <w:sz w:val="20"/>
                 <w:szCs w:val="20"/>
               </w:rPr>
-              <w:t xml:space="preserve">甲</w:t>
+              <w:t xml:space="preserve">甲（2枠）</w:t>
             </w:r>
           </w:p>
         </w:tc>
@@ -6355,7 +6355,7 @@
                 <w:sz w:val="20"/>
                 <w:szCs w:val="20"/>
               </w:rPr>
-              <w:t xml:space="preserve">51,333円</w:t>
+              <w:t xml:space="preserve">38,500円</w:t>
             </w:r>
           </w:p>
         </w:tc>
@@ -6388,7 +6388,7 @@
                 <w:sz w:val="20"/>
                 <w:szCs w:val="20"/>
               </w:rPr>
-              <w:t xml:space="preserve">51,334円</w:t>
+              <w:t xml:space="preserve">77,000円</w:t>
             </w:r>
           </w:p>
         </w:tc>
@@ -6489,7 +6489,7 @@
                 <w:sz w:val="20"/>
                 <w:szCs w:val="20"/>
               </w:rPr>
-              <w:t xml:space="preserve">733円</w:t>
+              <w:t xml:space="preserve">550円</w:t>
             </w:r>
           </w:p>
         </w:tc>
@@ -6522,7 +6522,7 @@
                 <w:sz w:val="20"/>
                 <w:szCs w:val="20"/>
               </w:rPr>
-              <w:t xml:space="preserve">734円</w:t>
+              <w:t xml:space="preserve">1,100円</w:t>
             </w:r>
           </w:p>
         </w:tc>
@@ -6623,7 +6623,7 @@
                 <w:sz w:val="20"/>
                 <w:szCs w:val="20"/>
               </w:rPr>
-              <w:t xml:space="preserve">1,000円</w:t>
+              <w:t xml:space="preserve">750円</w:t>
             </w:r>
           </w:p>
         </w:tc>
@@ -6656,7 +6656,7 @@
                 <w:sz w:val="20"/>
                 <w:szCs w:val="20"/>
               </w:rPr>
-              <w:t xml:space="preserve">1,000円</w:t>
+              <w:t xml:space="preserve">1,500円</w:t>
             </w:r>
           </w:p>
         </w:tc>
@@ -6757,7 +6757,7 @@
                 <w:sz w:val="20"/>
                 <w:szCs w:val="20"/>
               </w:rPr>
-              <w:t xml:space="preserve">53,066円</w:t>
+              <w:t xml:space="preserve">39,800円</w:t>
             </w:r>
           </w:p>
         </w:tc>
@@ -6790,7 +6790,7 @@
                 <w:sz w:val="20"/>
                 <w:szCs w:val="20"/>
               </w:rPr>
-              <w:t xml:space="preserve">53,068円</w:t>
+              <w:t xml:space="preserve">79,600円</w:t>
             </w:r>
           </w:p>
         </w:tc>
@@ -6891,7 +6891,7 @@
                 <w:sz w:val="20"/>
                 <w:szCs w:val="20"/>
               </w:rPr>
-              <w:t xml:space="preserve">実費を枠数按分</w:t>
+              <w:t xml:space="preserve">実費を枠数按分（4枠）</w:t>
             </w:r>
           </w:p>
         </w:tc>
@@ -6924,7 +6924,7 @@
                 <w:sz w:val="20"/>
                 <w:szCs w:val="20"/>
               </w:rPr>
-              <w:t xml:space="preserve">同左</w:t>
+              <w:t xml:space="preserve">同左（2枠分）</w:t>
             </w:r>
           </w:p>
         </w:tc>
@@ -7147,7 +7147,7 @@
                 <w:sz w:val="20"/>
                 <w:szCs w:val="20"/>
               </w:rPr>
-              <w:t xml:space="preserve">106,132円</w:t>
+              <w:t xml:space="preserve">79,600円</w:t>
             </w:r>
           </w:p>
         </w:tc>
@@ -7180,7 +7180,7 @@
                 <w:sz w:val="20"/>
                 <w:szCs w:val="20"/>
               </w:rPr>
-              <w:t xml:space="preserve">月額分担額の2か月分</w:t>
+              <w:t xml:space="preserve">1枠分担額の2か月分</w:t>
             </w:r>
           </w:p>
         </w:tc>
@@ -7248,7 +7248,7 @@
                 <w:sz w:val="20"/>
                 <w:szCs w:val="20"/>
               </w:rPr>
-              <w:t xml:space="preserve">212,264円</w:t>
+              <w:t xml:space="preserve">159,200円</w:t>
             </w:r>
           </w:p>
         </w:tc>
@@ -7281,7 +7281,7 @@
                 <w:sz w:val="20"/>
                 <w:szCs w:val="20"/>
               </w:rPr>
-              <w:t xml:space="preserve">甲が区分管理し、離脱・退去後30日以内に精算返還。1階の運営デポジット返還額を充当可</w:t>
+              <w:t xml:space="preserve">甲が区分管理し、離脱・退去後30日以内に精算返還。1階の運営デポジット返還額（各90,600円）を充当可</w:t>
             </w:r>
           </w:p>
         </w:tc>
@@ -8399,7 +8399,7 @@
                 <w:sz w:val="20"/>
                 <w:szCs w:val="20"/>
               </w:rPr>
-              <w:t xml:space="preserve">枠数按分</w:t>
+              <w:t xml:space="preserve">枠数按分（甲2：乙1：丙1）</w:t>
             </w:r>
           </w:p>
         </w:tc>
@@ -8500,7 +8500,7 @@
                 <w:sz w:val="20"/>
                 <w:szCs w:val="20"/>
               </w:rPr>
-              <w:t xml:space="preserve">枠数按分</w:t>
+              <w:t xml:space="preserve">枠数按分（甲2：乙1：丙1）</w:t>
             </w:r>
           </w:p>
         </w:tc>
@@ -8601,7 +8601,7 @@
                 <w:sz w:val="20"/>
                 <w:szCs w:val="20"/>
               </w:rPr>
-              <w:t xml:space="preserve">枠数按分</w:t>
+              <w:t xml:space="preserve">枠数按分（甲2：乙1：丙1）</w:t>
             </w:r>
           </w:p>
         </w:tc>
@@ -8702,7 +8702,7 @@
                 <w:sz w:val="20"/>
                 <w:szCs w:val="20"/>
               </w:rPr>
-              <w:t xml:space="preserve">枠数按分</w:t>
+              <w:t xml:space="preserve">枠数按分（甲2：乙1：丙1）</w:t>
             </w:r>
           </w:p>
         </w:tc>

--- a/オフィス移転_EARTH昭和町ビル/output/07_事務所共同利用同意書_2階_Golder_壮大_セリーヌライフ.docx
+++ b/オフィス移転_EARTH昭和町ビル/output/07_事務所共同利用同意書_2階_Golder_壮大_セリーヌライフ.docx
@@ -1088,7 +1088,7 @@
           <w:sz w:val="21"/>
           <w:szCs w:val="21"/>
         </w:rPr>
-        <w:t xml:space="preserve">４　前項の承諾が撤回され、又は効力を失った場合、本同意書は当然に効力を失い、乙丙は甲の指定する期日までに本物件を退去し、本店登記を移転する。この場合、甲は、乙丙が既に支払った分担額及び運営デポジットのうち未経過分を返還するほかは、乙丙に対して損害賠償その他の責任を負わない。</w:t>
+        <w:t xml:space="preserve">４　前項の承諾が撤回され、又は効力を失った場合、本同意書は当然に効力を失い、乙丙は甲の指定する期日までに本物件を退去し、本店登記を移転する。この場合、甲は、乙丙が既に支払った分担額のうち未経過分を返還するほかは、乙丙に対して損害賠償その他の責任を負わない。</w:t>
       </w:r>
     </w:p>
     <w:p>
@@ -1998,7 +1998,7 @@
           <w:sz w:val="21"/>
           <w:szCs w:val="21"/>
         </w:rPr>
-        <w:t xml:space="preserve">第7条（運営デポジット）</w:t>
+        <w:t xml:space="preserve">第7条（預託金の不存在）</w:t>
       </w:r>
     </w:p>
     <w:p>
@@ -2013,7 +2013,7 @@
           <w:sz w:val="21"/>
           <w:szCs w:val="21"/>
         </w:rPr>
-        <w:t xml:space="preserve">乙丙は、使用開始日までに、1枠あたり79,600円（第5条第1項の1枠分担額の2か月分）を運営デポジットとして甲に預託する。1階の共同利用に係る運営デポジット（1枠あたり90,600円）の返還額をこれに充当することができる。</w:t>
+        <w:t xml:space="preserve">原契約においては特約により敷金及び保証金が全文抹消されており、貸主に預託された金銭は存在しない。本同意書においても、乙丙から甲への運営デポジットその他の預託金は設けない。</w:t>
       </w:r>
     </w:p>
     <w:p>
@@ -2028,7 +2028,7 @@
           <w:sz w:val="21"/>
           <w:szCs w:val="21"/>
         </w:rPr>
-        <w:t xml:space="preserve">２　甲は、運営デポジットを自己の資産と区分して管理する。乙丙に債務不履行が生じたときは、甲はこれを当該債務の弁済に充当することができる。充当したときは甲は当該当事者に通知し、通知を受けた当事者は速やかに不足額を補填する。</w:t>
+        <w:t xml:space="preserve">２　1階の共同利用に係る運営デポジット（1枠あたり90,600円）は、「事務所共同利用に関する同意書の合意解約書」第6条に従い精算のうえ返還され、本同意書に基づく債務の担保には充てない。</w:t>
       </w:r>
     </w:p>
     <w:p>
@@ -2043,22 +2043,7 @@
           <w:sz w:val="21"/>
           <w:szCs w:val="21"/>
         </w:rPr>
-        <w:t xml:space="preserve">３　甲は、当該当事者の離脱又は退去の後30日以内に、未払債務を控除した残額を返還する。</w:t>
-      </w:r>
-    </w:p>
-    <w:p>
-      <w:pPr>
-        <w:spacing w:after="100" w:before="0" w:line="320"/>
-        <w:ind w:firstLine="210"/>
-        <w:jc w:val="left"/>
-      </w:pPr>
-      <w:r>
-        <w:rPr>
-          <w:rFonts w:ascii="ＭＳ 明朝" w:cs="ＭＳ 明朝" w:eastAsia="ＭＳ 明朝" w:hAnsi="ＭＳ 明朝"/>
-          <w:sz w:val="21"/>
-          <w:szCs w:val="21"/>
-        </w:rPr>
-        <w:t xml:space="preserve">４　原契約においては特約により敷金及び保証金が全文抹消されており、貸主に預託された金銭は存在しない。本条の運営デポジットは、これに代わる共同運営上の担保として設けるものである。</w:t>
+        <w:t xml:space="preserve">３　乙丙の支払遅延その他の債務不履行に対しては、預託金による充当に代えて、次条の遅延損害金及び失権並びに第14条第3項の定めによる。</w:t>
       </w:r>
     </w:p>
     <w:p>
@@ -6957,364 +6942,7 @@
           <w:sz w:val="21"/>
           <w:szCs w:val="21"/>
         </w:rPr>
-        <w:t xml:space="preserve">2　使用開始日までに預託する運営デポジット</w:t>
-      </w:r>
-    </w:p>
-    <w:tbl>
-      <w:tblPr>
-        <w:tblW w:type="dxa" w:w="9060"/>
-        <w:tblBorders>
-          <w:top w:val="single" w:color="auto" w:sz="4"/>
-          <w:left w:val="single" w:color="auto" w:sz="4"/>
-          <w:bottom w:val="single" w:color="auto" w:sz="4"/>
-          <w:right w:val="single" w:color="auto" w:sz="4"/>
-          <w:insideH w:val="single" w:color="auto" w:sz="4"/>
-          <w:insideV w:val="single" w:color="auto" w:sz="4"/>
-        </w:tblBorders>
-      </w:tblPr>
-      <w:tblGrid>
-        <w:gridCol w:w="2400"/>
-        <w:gridCol w:w="2000"/>
-        <w:gridCol w:w="4660"/>
-      </w:tblGrid>
-      <w:tr>
-        <w:trPr>
-          <w:tblHeader/>
-        </w:trPr>
-        <w:tc>
-          <w:tcPr>
-            <w:tcW w:type="dxa" w:w="2400"/>
-            <w:tcBorders>
-              <w:top w:val="single" w:color="000000" w:sz="4"/>
-              <w:left w:val="single" w:color="000000" w:sz="4"/>
-              <w:bottom w:val="single" w:color="000000" w:sz="4"/>
-              <w:right w:val="single" w:color="000000" w:sz="4"/>
-            </w:tcBorders>
-            <w:shd w:fill="E7E6E6" w:color="auto" w:val="clear"/>
-            <w:tcMar>
-              <w:top w:type="dxa" w:w="60"/>
-              <w:left w:type="dxa" w:w="100"/>
-              <w:bottom w:type="dxa" w:w="60"/>
-              <w:right w:type="dxa" w:w="100"/>
-            </w:tcMar>
-          </w:tcPr>
-          <w:p>
-            <w:pPr>
-              <w:spacing w:after="0" w:line="280"/>
-              <w:jc w:val="center"/>
-            </w:pPr>
-            <w:r>
-              <w:rPr>
-                <w:rFonts w:ascii="ＭＳ 明朝" w:cs="ＭＳ 明朝" w:eastAsia="ＭＳ 明朝" w:hAnsi="ＭＳ 明朝"/>
-                <w:b/>
-                <w:bCs/>
-                <w:sz w:val="20"/>
-                <w:szCs w:val="20"/>
-              </w:rPr>
-              <w:t xml:space="preserve">項目</w:t>
-            </w:r>
-          </w:p>
-        </w:tc>
-        <w:tc>
-          <w:tcPr>
-            <w:tcW w:type="dxa" w:w="2000"/>
-            <w:tcBorders>
-              <w:top w:val="single" w:color="000000" w:sz="4"/>
-              <w:left w:val="single" w:color="000000" w:sz="4"/>
-              <w:bottom w:val="single" w:color="000000" w:sz="4"/>
-              <w:right w:val="single" w:color="000000" w:sz="4"/>
-            </w:tcBorders>
-            <w:shd w:fill="E7E6E6" w:color="auto" w:val="clear"/>
-            <w:tcMar>
-              <w:top w:type="dxa" w:w="60"/>
-              <w:left w:type="dxa" w:w="100"/>
-              <w:bottom w:type="dxa" w:w="60"/>
-              <w:right w:type="dxa" w:w="100"/>
-            </w:tcMar>
-          </w:tcPr>
-          <w:p>
-            <w:pPr>
-              <w:spacing w:after="0" w:line="280"/>
-              <w:jc w:val="center"/>
-            </w:pPr>
-            <w:r>
-              <w:rPr>
-                <w:rFonts w:ascii="ＭＳ 明朝" w:cs="ＭＳ 明朝" w:eastAsia="ＭＳ 明朝" w:hAnsi="ＭＳ 明朝"/>
-                <w:b/>
-                <w:bCs/>
-                <w:sz w:val="20"/>
-                <w:szCs w:val="20"/>
-              </w:rPr>
-              <w:t xml:space="preserve">金額</w:t>
-            </w:r>
-          </w:p>
-        </w:tc>
-        <w:tc>
-          <w:tcPr>
-            <w:tcW w:type="dxa" w:w="4660"/>
-            <w:tcBorders>
-              <w:top w:val="single" w:color="000000" w:sz="4"/>
-              <w:left w:val="single" w:color="000000" w:sz="4"/>
-              <w:bottom w:val="single" w:color="000000" w:sz="4"/>
-              <w:right w:val="single" w:color="000000" w:sz="4"/>
-            </w:tcBorders>
-            <w:shd w:fill="E7E6E6" w:color="auto" w:val="clear"/>
-            <w:tcMar>
-              <w:top w:type="dxa" w:w="60"/>
-              <w:left w:type="dxa" w:w="100"/>
-              <w:bottom w:type="dxa" w:w="60"/>
-              <w:right w:type="dxa" w:w="100"/>
-            </w:tcMar>
-          </w:tcPr>
-          <w:p>
-            <w:pPr>
-              <w:spacing w:after="0" w:line="280"/>
-              <w:jc w:val="center"/>
-            </w:pPr>
-            <w:r>
-              <w:rPr>
-                <w:rFonts w:ascii="ＭＳ 明朝" w:cs="ＭＳ 明朝" w:eastAsia="ＭＳ 明朝" w:hAnsi="ＭＳ 明朝"/>
-                <w:b/>
-                <w:bCs/>
-                <w:sz w:val="20"/>
-                <w:szCs w:val="20"/>
-              </w:rPr>
-              <w:t xml:space="preserve">備考</w:t>
-            </w:r>
-          </w:p>
-        </w:tc>
-      </w:tr>
-      <w:tr>
-        <w:tc>
-          <w:tcPr>
-            <w:tcW w:type="dxa" w:w="2400"/>
-            <w:tcBorders>
-              <w:top w:val="single" w:color="000000" w:sz="4"/>
-              <w:left w:val="single" w:color="000000" w:sz="4"/>
-              <w:bottom w:val="single" w:color="000000" w:sz="4"/>
-              <w:right w:val="single" w:color="000000" w:sz="4"/>
-            </w:tcBorders>
-            <w:tcMar>
-              <w:top w:type="dxa" w:w="60"/>
-              <w:left w:type="dxa" w:w="100"/>
-              <w:bottom w:type="dxa" w:w="60"/>
-              <w:right w:type="dxa" w:w="100"/>
-            </w:tcMar>
-          </w:tcPr>
-          <w:p>
-            <w:pPr>
-              <w:spacing w:after="0" w:line="280"/>
-              <w:jc w:val="left"/>
-            </w:pPr>
-            <w:r>
-              <w:rPr>
-                <w:rFonts w:ascii="ＭＳ 明朝" w:cs="ＭＳ 明朝" w:eastAsia="ＭＳ 明朝" w:hAnsi="ＭＳ 明朝"/>
-                <w:b w:val="false"/>
-                <w:bCs w:val="false"/>
-                <w:sz w:val="20"/>
-                <w:szCs w:val="20"/>
-              </w:rPr>
-              <w:t xml:space="preserve">1枠あたり</w:t>
-            </w:r>
-          </w:p>
-        </w:tc>
-        <w:tc>
-          <w:tcPr>
-            <w:tcW w:type="dxa" w:w="2000"/>
-            <w:tcBorders>
-              <w:top w:val="single" w:color="000000" w:sz="4"/>
-              <w:left w:val="single" w:color="000000" w:sz="4"/>
-              <w:bottom w:val="single" w:color="000000" w:sz="4"/>
-              <w:right w:val="single" w:color="000000" w:sz="4"/>
-            </w:tcBorders>
-            <w:tcMar>
-              <w:top w:type="dxa" w:w="60"/>
-              <w:left w:type="dxa" w:w="100"/>
-              <w:bottom w:type="dxa" w:w="60"/>
-              <w:right w:type="dxa" w:w="100"/>
-            </w:tcMar>
-          </w:tcPr>
-          <w:p>
-            <w:pPr>
-              <w:spacing w:after="0" w:line="280"/>
-              <w:jc w:val="left"/>
-            </w:pPr>
-            <w:r>
-              <w:rPr>
-                <w:rFonts w:ascii="ＭＳ 明朝" w:cs="ＭＳ 明朝" w:eastAsia="ＭＳ 明朝" w:hAnsi="ＭＳ 明朝"/>
-                <w:b w:val="false"/>
-                <w:bCs w:val="false"/>
-                <w:sz w:val="20"/>
-                <w:szCs w:val="20"/>
-              </w:rPr>
-              <w:t xml:space="preserve">79,600円</w:t>
-            </w:r>
-          </w:p>
-        </w:tc>
-        <w:tc>
-          <w:tcPr>
-            <w:tcW w:type="dxa" w:w="4660"/>
-            <w:tcBorders>
-              <w:top w:val="single" w:color="000000" w:sz="4"/>
-              <w:left w:val="single" w:color="000000" w:sz="4"/>
-              <w:bottom w:val="single" w:color="000000" w:sz="4"/>
-              <w:right w:val="single" w:color="000000" w:sz="4"/>
-            </w:tcBorders>
-            <w:tcMar>
-              <w:top w:type="dxa" w:w="60"/>
-              <w:left w:type="dxa" w:w="100"/>
-              <w:bottom w:type="dxa" w:w="60"/>
-              <w:right w:type="dxa" w:w="100"/>
-            </w:tcMar>
-          </w:tcPr>
-          <w:p>
-            <w:pPr>
-              <w:spacing w:after="0" w:line="280"/>
-              <w:jc w:val="left"/>
-            </w:pPr>
-            <w:r>
-              <w:rPr>
-                <w:rFonts w:ascii="ＭＳ 明朝" w:cs="ＭＳ 明朝" w:eastAsia="ＭＳ 明朝" w:hAnsi="ＭＳ 明朝"/>
-                <w:b w:val="false"/>
-                <w:bCs w:val="false"/>
-                <w:sz w:val="20"/>
-                <w:szCs w:val="20"/>
-              </w:rPr>
-              <w:t xml:space="preserve">1枠分担額の2か月分</w:t>
-            </w:r>
-          </w:p>
-        </w:tc>
-      </w:tr>
-      <w:tr>
-        <w:tc>
-          <w:tcPr>
-            <w:tcW w:type="dxa" w:w="2400"/>
-            <w:tcBorders>
-              <w:top w:val="single" w:color="000000" w:sz="4"/>
-              <w:left w:val="single" w:color="000000" w:sz="4"/>
-              <w:bottom w:val="single" w:color="000000" w:sz="4"/>
-              <w:right w:val="single" w:color="000000" w:sz="4"/>
-            </w:tcBorders>
-            <w:tcMar>
-              <w:top w:type="dxa" w:w="60"/>
-              <w:left w:type="dxa" w:w="100"/>
-              <w:bottom w:type="dxa" w:w="60"/>
-              <w:right w:type="dxa" w:w="100"/>
-            </w:tcMar>
-          </w:tcPr>
-          <w:p>
-            <w:pPr>
-              <w:spacing w:after="0" w:line="280"/>
-              <w:jc w:val="left"/>
-            </w:pPr>
-            <w:r>
-              <w:rPr>
-                <w:rFonts w:ascii="ＭＳ 明朝" w:cs="ＭＳ 明朝" w:eastAsia="ＭＳ 明朝" w:hAnsi="ＭＳ 明朝"/>
-                <w:b w:val="false"/>
-                <w:bCs w:val="false"/>
-                <w:sz w:val="20"/>
-                <w:szCs w:val="20"/>
-              </w:rPr>
-              <w:t xml:space="preserve">乙・丙の2者合計</w:t>
-            </w:r>
-          </w:p>
-        </w:tc>
-        <w:tc>
-          <w:tcPr>
-            <w:tcW w:type="dxa" w:w="2000"/>
-            <w:tcBorders>
-              <w:top w:val="single" w:color="000000" w:sz="4"/>
-              <w:left w:val="single" w:color="000000" w:sz="4"/>
-              <w:bottom w:val="single" w:color="000000" w:sz="4"/>
-              <w:right w:val="single" w:color="000000" w:sz="4"/>
-            </w:tcBorders>
-            <w:tcMar>
-              <w:top w:type="dxa" w:w="60"/>
-              <w:left w:type="dxa" w:w="100"/>
-              <w:bottom w:type="dxa" w:w="60"/>
-              <w:right w:type="dxa" w:w="100"/>
-            </w:tcMar>
-          </w:tcPr>
-          <w:p>
-            <w:pPr>
-              <w:spacing w:after="0" w:line="280"/>
-              <w:jc w:val="left"/>
-            </w:pPr>
-            <w:r>
-              <w:rPr>
-                <w:rFonts w:ascii="ＭＳ 明朝" w:cs="ＭＳ 明朝" w:eastAsia="ＭＳ 明朝" w:hAnsi="ＭＳ 明朝"/>
-                <w:b w:val="false"/>
-                <w:bCs w:val="false"/>
-                <w:sz w:val="20"/>
-                <w:szCs w:val="20"/>
-              </w:rPr>
-              <w:t xml:space="preserve">159,200円</w:t>
-            </w:r>
-          </w:p>
-        </w:tc>
-        <w:tc>
-          <w:tcPr>
-            <w:tcW w:type="dxa" w:w="4660"/>
-            <w:tcBorders>
-              <w:top w:val="single" w:color="000000" w:sz="4"/>
-              <w:left w:val="single" w:color="000000" w:sz="4"/>
-              <w:bottom w:val="single" w:color="000000" w:sz="4"/>
-              <w:right w:val="single" w:color="000000" w:sz="4"/>
-            </w:tcBorders>
-            <w:tcMar>
-              <w:top w:type="dxa" w:w="60"/>
-              <w:left w:type="dxa" w:w="100"/>
-              <w:bottom w:type="dxa" w:w="60"/>
-              <w:right w:type="dxa" w:w="100"/>
-            </w:tcMar>
-          </w:tcPr>
-          <w:p>
-            <w:pPr>
-              <w:spacing w:after="0" w:line="280"/>
-              <w:jc w:val="left"/>
-            </w:pPr>
-            <w:r>
-              <w:rPr>
-                <w:rFonts w:ascii="ＭＳ 明朝" w:cs="ＭＳ 明朝" w:eastAsia="ＭＳ 明朝" w:hAnsi="ＭＳ 明朝"/>
-                <w:b w:val="false"/>
-                <w:bCs w:val="false"/>
-                <w:sz w:val="20"/>
-                <w:szCs w:val="20"/>
-              </w:rPr>
-              <w:t xml:space="preserve">甲が区分管理し、離脱・退去後30日以内に精算返還。1階の運営デポジット返還額（各90,600円）を充当可</w:t>
-            </w:r>
-          </w:p>
-        </w:tc>
-      </w:tr>
-    </w:tbl>
-    <w:p>
-      <w:pPr>
-        <w:spacing w:after="0" w:before="0" w:line="320"/>
-        <w:jc w:val="left"/>
-      </w:pPr>
-      <w:r>
-        <w:rPr>
-          <w:rFonts w:ascii="ＭＳ 明朝" w:cs="ＭＳ 明朝" w:eastAsia="ＭＳ 明朝" w:hAnsi="ＭＳ 明朝"/>
-          <w:sz w:val="21"/>
-          <w:szCs w:val="21"/>
-        </w:rPr>
-        <w:t xml:space="preserve"/>
-      </w:r>
-    </w:p>
-    <w:p>
-      <w:pPr>
-        <w:spacing w:after="80" w:before="240" w:line="320"/>
-        <w:jc w:val="left"/>
-      </w:pPr>
-      <w:r>
-        <w:rPr>
-          <w:rFonts w:ascii="ＭＳ ゴシック" w:cs="ＭＳ ゴシック" w:eastAsia="ＭＳ ゴシック" w:hAnsi="ＭＳ ゴシック"/>
-          <w:b/>
-          <w:bCs/>
-          <w:sz w:val="21"/>
-          <w:szCs w:val="21"/>
-        </w:rPr>
-        <w:t xml:space="preserve">3　主要期日</w:t>
+        <w:t xml:space="preserve">2　主要期日</w:t>
       </w:r>
     </w:p>
     <w:tbl>
@@ -7605,7 +7233,7 @@
                 <w:sz w:val="20"/>
                 <w:szCs w:val="20"/>
               </w:rPr>
-              <w:t xml:space="preserve">使用開始日（乙丙の利用開始・運営デポジット預託期限）</w:t>
+              <w:t xml:space="preserve">使用開始日（乙丙の利用開始。翌月分から2階の分担額を適用）</w:t>
             </w:r>
           </w:p>
         </w:tc>
@@ -7638,7 +7266,7 @@
                 <w:sz w:val="20"/>
                 <w:szCs w:val="20"/>
               </w:rPr>
-              <w:t xml:space="preserve">本同意書第2条(8)・第7条</w:t>
+              <w:t xml:space="preserve">本同意書第2条(8)・第5条第2項</w:t>
             </w:r>
           </w:p>
         </w:tc>
@@ -8176,7 +7804,7 @@
           <w:sz w:val="21"/>
           <w:szCs w:val="21"/>
         </w:rPr>
-        <w:t xml:space="preserve">4　全当事者が退去する場合の費用（参考）</w:t>
+        <w:t xml:space="preserve">3　全当事者が退去する場合の費用（参考）</w:t>
       </w:r>
     </w:p>
     <w:tbl>
